--- a/docs/qa/workflow-execution/kit/kit-039/analysis_record_SI-screen.docx
+++ b/docs/qa/workflow-execution/kit/kit-039/analysis_record_SI-screen.docx
@@ -478,7 +478,7 @@
               <w:jc w:val="left"/>
             </w:pPr>
             <w:r>
-              <w:t xml:space="preserve">2026-10-19T18:48:19.243+1100</w:t>
+              <w:t xml:space="preserve">2026-10-20T09:53:29.846+1100</w:t>
             </w:r>
           </w:p>
         </w:tc>
